--- a/일본판/2부/2부_8화_아버지의_집.docx
+++ b/일본판/2부/2부_8화_아버지의_집.docx
@@ -92,7 +92,7 @@
           <w:color w:val="555555"/>
           <w:sz w:val="22"/>
         </w:rPr>
-        <w:t>(2021年1月4日(月)、午前10時。桐生法律事務所。仕事始め。窓際の鉄瓶が湯気を上げている。桐生の机の上には、湯呑みと「湾の記録」の箱。マスクをした三浦が年賀状の束を仕分けている。宇佐美が新年の挨拶に立ち寄り、応接ソファに座っている。)</w:t>
+        <w:t>(2021年1月4日(月)午前10時。桐生法律事務所。仕事始め。窓際の鉄瓶が湯気を上げている。桐生の机の上には、湯呑みと「湾の記録」の箱。マスクをした三浦が年賀状の束を仕分けている。宇佐美が新年の挨拶に立ち寄り、応接ソファに座っている。)</w:t>
       </w:r>
     </w:p>
     <w:p>
@@ -184,7 +184,7 @@
           <w:i w:val="0"/>
           <w:sz w:val="22"/>
         </w:rPr>
-        <w:t>保釈は、まだ。</w:t>
+        <w:t>保釈はまだ。</w:t>
       </w:r>
     </w:p>
     <w:p>
@@ -375,7 +375,7 @@
           <w:i w:val="0"/>
           <w:sz w:val="22"/>
         </w:rPr>
-        <w:t>受け取るかどうかは、先生が決めることです。お茶は、どうぞ。</w:t>
+        <w:t>受け取るかどうかは、先生が決めることです。お茶はどうぞ。</w:t>
       </w:r>
     </w:p>
     <w:p>
@@ -398,7 +398,7 @@
           <w:i w:val="0"/>
           <w:sz w:val="22"/>
         </w:rPr>
-        <w:t>ありがとうございます。(一口飲み、湯呑みを置く)遼さん。用件は一つです。先生が、お会いしたいと。</w:t>
+        <w:t>ありがとうございます。(一口飲み、湯呑みを置く)遼さん。用件は一つです。先生がお会いしたいと。</w:t>
       </w:r>
     </w:p>
     <w:p>
@@ -490,7 +490,7 @@
           <w:i w:val="0"/>
           <w:sz w:val="22"/>
         </w:rPr>
-        <w:t>存じません。本当に、存じません。(少し間をおいて)ただ、先生がご自分から「家に」とおっしゃったのは、十五年で初めてです。</w:t>
+        <w:t>存じません。本当に存じません。(少し間をおいて)ただ先生がご自分から「家に」とおっしゃったのは、十五年で初めてです。</w:t>
       </w:r>
     </w:p>
     <w:p>
@@ -579,7 +579,7 @@
           <w:i w:val="0"/>
           <w:sz w:val="22"/>
         </w:rPr>
-        <w:t>伺います。九日の、二時に。</w:t>
+        <w:t>伺います。九日の二時に。</w:t>
       </w:r>
     </w:p>
     <w:p>
@@ -686,7 +686,7 @@
           <w:i w:val="0"/>
           <w:sz w:val="22"/>
         </w:rPr>
-        <w:t>毒より、中身の「紙」を疑え。老人の忠告だ。</w:t>
+        <w:t>毒より中身の「紙」を疑え。老人の忠告だ。</w:t>
       </w:r>
     </w:p>
     <w:p>
@@ -716,7 +716,7 @@
           <w:color w:val="555555"/>
           <w:sz w:val="22"/>
         </w:rPr>
-        <w:t>(1月6日(水)、午後2時。オクハマ拘置所の接見室。アクリル板の向こうに、グレーのスウェットの大城。髪が少し伸びている。マスク越しの声は、いつもより低い。遼が、宇佐美の接見の後に、一人で座っている。刑務官が壁際の机で、時計を見ている。)</w:t>
+        <w:t>(1月6日(水)午後2時。オクハマ拘置所の接見室。アクリル板の向こうに、グレーのスウェットの大城。髪が少し伸びている。マスク越しの声は、いつもより低い。遼が宇佐美の接見の後に、一人で座っている。刑務官が壁際の机で、時計を見ている。)</w:t>
       </w:r>
     </w:p>
     <w:p>
@@ -739,7 +739,7 @@
           <w:i w:val="0"/>
           <w:sz w:val="22"/>
         </w:rPr>
-        <w:t>来たんだ。あけおめ。……って、言う場所じゃないか。</w:t>
+        <w:t>来たんだ。あけおめ。……って言う場所じゃないか。</w:t>
       </w:r>
     </w:p>
     <w:p>
@@ -785,7 +785,7 @@
           <w:i w:val="0"/>
           <w:sz w:val="22"/>
         </w:rPr>
-        <w:t>うん、受け取った。下着と本。本は、「夜と霧」じゃなくて助かった。ここで読むのは、きつい。</w:t>
+        <w:t>うん受け取った。下着と本。本は「夜と霧」じゃなくて助かった。ここで読むのは、きつい。</w:t>
       </w:r>
     </w:p>
     <w:p>
@@ -808,7 +808,7 @@
           <w:i w:val="0"/>
           <w:sz w:val="22"/>
         </w:rPr>
-        <w:t>次回は、別のものにします。……元気ですか。</w:t>
+        <w:t>次回は別のものにします。……元気ですか。</w:t>
       </w:r>
     </w:p>
     <w:p>
@@ -831,7 +831,7 @@
           <w:i w:val="0"/>
           <w:sz w:val="22"/>
         </w:rPr>
-        <w:t>元気じゃないよ。でも、座るのは、得意なの。広場でも、ここでも。(わずかに笑う)</w:t>
+        <w:t>元気じゃないよ。でも座るのは、得意なの。広場でもここでも。(わずかに笑う)</w:t>
       </w:r>
     </w:p>
     <w:p>
@@ -854,7 +854,7 @@
           <w:i w:val="0"/>
           <w:sz w:val="22"/>
         </w:rPr>
-        <w:t>大城さん。九日に、実家へ行きます。父に、呼ばれました。</w:t>
+        <w:t>大城さん。九日に実家へ行きます。父に呼ばれました。</w:t>
       </w:r>
     </w:p>
     <w:p>
@@ -892,7 +892,7 @@
           <w:i w:val="0"/>
           <w:sz w:val="22"/>
         </w:rPr>
-        <w:t>……お父さん。あの、花の人。</w:t>
+        <w:t>……お父さん。あの花の人。</w:t>
       </w:r>
     </w:p>
     <w:p>
@@ -1017,7 +1017,7 @@
           <w:i w:val="0"/>
           <w:sz w:val="22"/>
         </w:rPr>
-        <w:t>分かりません。でも、報告はしておきたかった。</w:t>
+        <w:t>分かりません。でも報告はしておきたかった。</w:t>
       </w:r>
     </w:p>
     <w:p>
@@ -1040,7 +1040,7 @@
           <w:i w:val="0"/>
           <w:sz w:val="22"/>
         </w:rPr>
-        <w:t>行ってきな。それで、何を言われても、あたしのことは、考えなくていい。</w:t>
+        <w:t>行ってきな。それで何を言われても、あたしのことは、考えなくていい。</w:t>
       </w:r>
     </w:p>
     <w:p>
@@ -1086,7 +1086,7 @@
           <w:i w:val="0"/>
           <w:sz w:val="22"/>
         </w:rPr>
-        <w:t>実刑になるって、先生たちは言うでしょう。覚悟はしてる。(声を落とす)ただね、真壁さん。もし、そこで、あたしの名前が、取引の材料に出たら。</w:t>
+        <w:t>実刑になるって、先生たちは言うでしょう。覚悟はしてる。(声を落とす)ただね真壁さん。もしそこで、あたしの名前が、取引の材料に出たら。</w:t>
       </w:r>
     </w:p>
     <w:p>
@@ -1109,7 +1109,7 @@
           <w:i w:val="0"/>
           <w:sz w:val="22"/>
         </w:rPr>
-        <w:t>……出ない、とは言い切れません。</w:t>
+        <w:t>……出ないとは言い切れません。</w:t>
       </w:r>
     </w:p>
     <w:p>
@@ -1147,7 +1147,7 @@
           <w:color w:val="555555"/>
           <w:sz w:val="22"/>
         </w:rPr>
-        <w:t>(刑務官が咳払いをする。「残り、三分です」)</w:t>
+        <w:t>(刑務官が咳払いをする。「残り三分です」)</w:t>
       </w:r>
     </w:p>
     <w:p>
@@ -1216,7 +1216,7 @@
           <w:i w:val="0"/>
           <w:sz w:val="22"/>
         </w:rPr>
-        <w:t>茶は、ちゃんと飲んでいますか。</w:t>
+        <w:t>茶はちゃんと飲んでいますか。</w:t>
       </w:r>
     </w:p>
     <w:p>
@@ -1249,7 +1249,7 @@
           <w:i w:val="0"/>
           <w:sz w:val="22"/>
         </w:rPr>
-        <w:t>ここの茶は、色のついた水だよ。でも、飲んでる。順番に、回ってくるから。</w:t>
+        <w:t>ここの茶は、色のついた水だよ。でも飲んでる。順番に回ってくるから。</w:t>
       </w:r>
     </w:p>
     <w:p>
@@ -1279,7 +1279,7 @@
           <w:color w:val="555555"/>
           <w:sz w:val="22"/>
         </w:rPr>
-        <w:t>(1月9日(土)、午後1時55分。汐見の旧市街。古い門構えの屋敷。「真壁功」の表札は墨が薄くなっている。雪の残る石畳。遼がコートの襟を立て、門の前に立つ。十五年前、この玄関で、榊の声を背中に聞きながら家を出た。インターホンを押そうとして、手を下ろす。そのとき、引き戸が内側から開く。)</w:t>
+        <w:t>(1月9日(土)午後1時55分。汐見の旧市街。古い門構えの屋敷。「真壁功」の表札は墨が薄くなっている。雪の残る石畳。遼がコートの襟を立て、門の前に立つ。十五年前、この玄関で、榊の声を背中に聞きながら家を出た。インターホンを押そうとして、手を下ろす。そのとき、引き戸が内側から開く。)</w:t>
       </w:r>
     </w:p>
     <w:p>
@@ -1348,7 +1348,7 @@
           <w:i w:val="0"/>
           <w:sz w:val="22"/>
         </w:rPr>
-        <w:t>外は寒いでしょう。上がって。(マスクの上の目が細くなる)背が、変わらないのね。もっと伸びていると思ったのに。</w:t>
+        <w:t>外は寒いでしょう。上がって。(マスクの上の目が細くなる)背が変わらないのね。もっと伸びていると思ったのに。</w:t>
       </w:r>
     </w:p>
     <w:p>
@@ -1478,7 +1478,7 @@
           <w:i w:val="0"/>
           <w:sz w:val="22"/>
         </w:rPr>
-        <w:t>ええ。(視線を逸らす)私は、理由は聞いていません。</w:t>
+        <w:t>ええ。(視線を逸らす)私は理由は聞いていません。</w:t>
       </w:r>
     </w:p>
     <w:p>
@@ -1516,7 +1516,7 @@
           <w:i w:val="0"/>
           <w:sz w:val="22"/>
         </w:rPr>
-        <w:t>居間で、お茶にしましょう。お父さんは書斎で待っています。呼ぶまでは、と言われていて。</w:t>
+        <w:t>居間でお茶にしましょう。お父さんは書斎で待っています。呼ぶまではと言われていて。</w:t>
       </w:r>
     </w:p>
     <w:p>
@@ -1562,7 +1562,7 @@
           <w:i w:val="0"/>
           <w:sz w:val="22"/>
         </w:rPr>
-        <w:t>順番ですって。あの人は、何でも順番なの。……さ、どうぞ。お上がりください。</w:t>
+        <w:t>順番ですって。あの人は、何でも順番なの。……さどうぞ。お上がりください。</w:t>
       </w:r>
     </w:p>
     <w:p>
@@ -1577,7 +1577,7 @@
           <w:color w:val="555555"/>
           <w:sz w:val="22"/>
         </w:rPr>
-        <w:t>(居間。炬燵と、年季の入った茶箪笥。床の間に生け花。窓辺の鉄瓶は、桐生の事務所のものと形が似ている。澄子が急須を温める。)</w:t>
+        <w:t>(居間。炬燵と年季の入った茶箪笥。床の間に生け花。窓辺の鉄瓶は、桐生の事務所のものと形が似ている。澄子が急須を温める。)</w:t>
       </w:r>
     </w:p>
     <w:p>
@@ -1748,7 +1748,7 @@
           <w:i w:val="0"/>
           <w:sz w:val="22"/>
         </w:rPr>
-        <w:t>私は、手紙を書いていただけ。待つのは、いつもあの人の仕事なの。(自分の湯呑みに、湯を注ぐ)お父さんは、あの日以来、あなたの部屋を一度も開けていないわ。掃除は私がしているのに、入ろうとしない。</w:t>
+        <w:t>私は手紙を書いていただけ。待つのは、いつもあの人の仕事なの。(自分の湯呑みに、湯を注ぐ)お父さんは、あの日以来、あなたの部屋を一度も開けていないわ。掃除は私がしているのに、入ろうとしない。</w:t>
       </w:r>
     </w:p>
     <w:p>
@@ -1794,7 +1794,7 @@
           <w:i w:val="0"/>
           <w:sz w:val="22"/>
         </w:rPr>
-        <w:t>ええ。……さあ、時間ね。書斎は、廊下の突き当たり。(立ち上がりかけて、ふと遼の袖をつかむ)遼。今日、何を言われても、先に怒らないで。あの人は、言葉を、上手に並べられないだけだから。</w:t>
+        <w:t>ええ。……さあ時間ね。書斎は廊下の突き当たり。(立ち上がりかけて、ふと遼の袖をつかむ)遼。今日、何を言われても、先に怒らないで。あの人は、言葉を上手に並べられないだけだから。</w:t>
       </w:r>
     </w:p>
     <w:p>
@@ -1862,7 +1862,7 @@
           <w:color w:val="555555"/>
           <w:sz w:val="22"/>
         </w:rPr>
-        <w:t>(書斎。八畳。窓は雪明かりで白い。そして、壁際に、同じ段ボール箱が、背の高さまで積まれている。数えると、十個。どの背にも、黒マジックで数字が一つずつ。机の上には、緑茶の急須と湯呑み。功は座椅子にいる。背が少し丸くなり、頬がこけている。机の端に置かれた黒電話の受話器が、外れたままだ。電話線が、壁のコンセントから抜かれ、机の下に巻かれている。)</w:t>
+        <w:t>(書斎。八畳。窓は雪明かりで白い。そして壁際に同じ段ボール箱が、背の高さまで積まれている。数えると、十個。どの背にも、黒マジックで数字が一つずつ。机の上には、緑茶の急須と湯呑み。功は座椅子にいる。背が少し丸くなり、頬がこけている。机の端に置かれた黒電話の受話器が、外れたままだ。電話線が、壁のコンセントから抜かれ、机の下に巻かれている。)</w:t>
       </w:r>
     </w:p>
     <w:p>
@@ -1969,7 +1969,7 @@
           <w:color w:val="555555"/>
           <w:sz w:val="22"/>
         </w:rPr>
-        <w:t>(遼が座る。功は、遼の視線が箱に向いたことに気づくが、何も言わない。)</w:t>
+        <w:t>(遼が座る。功は遼の視線が箱に向いたことに気づくが、何も言わない。)</w:t>
       </w:r>
     </w:p>
     <w:p>
@@ -1992,7 +1992,7 @@
           <w:i w:val="0"/>
           <w:sz w:val="22"/>
         </w:rPr>
-        <w:t>茶は、飲んだか。</w:t>
+        <w:t>茶は飲んだか。</w:t>
       </w:r>
     </w:p>
     <w:p>
@@ -2038,7 +2038,7 @@
           <w:i w:val="0"/>
           <w:sz w:val="22"/>
         </w:rPr>
-        <w:t>そうか。(自分の湯呑みを口に運ぶ)俺は、これだ。緑だけだ。</w:t>
+        <w:t>そうか。(自分の湯呑みを口に運ぶ)俺はこれだ。緑だけだ。</w:t>
       </w:r>
     </w:p>
     <w:p>
@@ -2099,7 +2099,7 @@
           <w:color w:val="555555"/>
           <w:sz w:val="22"/>
         </w:rPr>
-        <w:t>(沈黙。時計の音。遼が、箱から目を離す。功が、湯呑みの縁を親指でなぞる。)</w:t>
+        <w:t>(沈黙。時計の音。遼が箱から目を離す。功が湯呑みの縁を親指でなぞる。)</w:t>
       </w:r>
     </w:p>
     <w:p>
@@ -2122,7 +2122,7 @@
           <w:i w:val="0"/>
           <w:sz w:val="22"/>
         </w:rPr>
-        <w:t>飯は、食っているか。</w:t>
+        <w:t>飯は食っているか。</w:t>
       </w:r>
     </w:p>
     <w:p>
@@ -2275,7 +2275,7 @@
           <w:color w:val="555555"/>
           <w:sz w:val="22"/>
         </w:rPr>
-        <w:t>(遼は、返事ができない。この人は、不器用だ。そう思い、すぐ、そう思いたくないと思う。)</w:t>
+        <w:t>(遼は返事ができない。この人は、不器用だ。そう思い、すぐそう思いたくないと思う。)</w:t>
       </w:r>
     </w:p>
     <w:p>
@@ -2382,7 +2382,7 @@
           <w:color w:val="555555"/>
           <w:sz w:val="22"/>
         </w:rPr>
-        <w:t>(功が、机の下から細い電話線の先を、つまんで見せる。)</w:t>
+        <w:t>(功が机の下から細い電話線の先を、つまんで見せる。)</w:t>
       </w:r>
     </w:p>
     <w:p>
@@ -2405,7 +2405,7 @@
           <w:i w:val="0"/>
           <w:sz w:val="22"/>
         </w:rPr>
-        <w:t>これは、気にするな。今日は、静かに話したい。</w:t>
+        <w:t>これは気にするな。今日は静かに話したい。</w:t>
       </w:r>
     </w:p>
     <w:p>
@@ -2428,7 +2428,7 @@
           <w:i w:val="0"/>
           <w:sz w:val="22"/>
         </w:rPr>
-        <w:t>電話を、外したのは。</w:t>
+        <w:t>電話を外したのは。</w:t>
       </w:r>
     </w:p>
     <w:p>
@@ -2452,7 +2452,7 @@
           <w:color w:val="555555"/>
           <w:sz w:val="22"/>
         </w:rPr>
-        <w:t>(遼を見る。目が、一瞬だけ揺れる)</w:t>
+        <w:t>(遼を見る。目が一瞬だけ揺れる)</w:t>
       </w:r>
       <w:r>
         <w:rPr>
@@ -2461,7 +2461,7 @@
           <w:i w:val="0"/>
           <w:sz w:val="22"/>
         </w:rPr>
-        <w:t>……静かに、話したい。それだけだ。</w:t>
+        <w:t>……静かに話したい。それだけだ。</w:t>
       </w:r>
     </w:p>
     <w:p>
@@ -2476,7 +2476,7 @@
           <w:color w:val="555555"/>
           <w:sz w:val="22"/>
         </w:rPr>
-        <w:t>(遼は黙って、うなずく。電話線、箱、窓の雪。遼は、どれにも手をつけない。)</w:t>
+        <w:t>(遼は黙って、うなずく。電話線、箱、窓の雪。遼はどれにも手をつけない。)</w:t>
       </w:r>
     </w:p>
     <w:p>
@@ -2598,7 +2598,7 @@
           <w:i w:val="0"/>
           <w:sz w:val="22"/>
         </w:rPr>
-        <w:t>本当に、通るんですか。</w:t>
+        <w:t>本当に通るんですか。</w:t>
       </w:r>
     </w:p>
     <w:p>
@@ -2621,7 +2621,7 @@
           <w:i w:val="0"/>
           <w:sz w:val="22"/>
         </w:rPr>
-        <w:t>通す。七期やった。数は、数えられる。</w:t>
+        <w:t>通す。七期やった。数は数えられる。</w:t>
       </w:r>
     </w:p>
     <w:p>
@@ -2677,7 +2677,7 @@
           <w:i w:val="0"/>
           <w:sz w:val="22"/>
         </w:rPr>
-        <w:t>訴訟を、取り下げろ。</w:t>
+        <w:t>訴訟を取り下げろ。</w:t>
       </w:r>
     </w:p>
     <w:p>
@@ -2692,7 +2692,7 @@
           <w:color w:val="555555"/>
           <w:sz w:val="22"/>
         </w:rPr>
-        <w:t>(遼は紙を机に置く。手は、動かない。)</w:t>
+        <w:t>(遼は紙を机に置く。手は動かない。)</w:t>
       </w:r>
     </w:p>
     <w:p>
@@ -2715,7 +2715,7 @@
           <w:i w:val="0"/>
           <w:sz w:val="22"/>
         </w:rPr>
-        <w:t>国と、電力の両方を。</w:t>
+        <w:t>国と電力の両方を。</w:t>
       </w:r>
     </w:p>
     <w:p>
@@ -2738,7 +2738,7 @@
           <w:i w:val="0"/>
           <w:sz w:val="22"/>
         </w:rPr>
-        <w:t>そうだ。全員。三百十二人。……いや、今は少ないか。</w:t>
+        <w:t>そうだ。全員。三百十二人。……いや今は少ないか。</w:t>
       </w:r>
     </w:p>
     <w:p>
@@ -2784,7 +2784,7 @@
           <w:i w:val="0"/>
           <w:sz w:val="22"/>
         </w:rPr>
-        <w:t>数は、お前の方が、正確だな。</w:t>
+        <w:t>数はお前の方が、正確だな。</w:t>
       </w:r>
     </w:p>
     <w:p>
@@ -2830,7 +2830,7 @@
           <w:i w:val="0"/>
           <w:sz w:val="22"/>
         </w:rPr>
-        <w:t>受け取れる。ただし、訴えを取り下げた者だけ。そう書く。</w:t>
+        <w:t>受け取れる。ただし訴えを取り下げた者だけ。そう書く。</w:t>
       </w:r>
     </w:p>
     <w:p>
@@ -2853,7 +2853,7 @@
           <w:i w:val="0"/>
           <w:sz w:val="22"/>
         </w:rPr>
-        <w:t>先に取り下げて、後から金を受ける。順番が、逆です。</w:t>
+        <w:t>先に取り下げて、後から金を受ける。順番が逆です。</w:t>
       </w:r>
     </w:p>
     <w:p>
@@ -2876,7 +2876,7 @@
           <w:i w:val="0"/>
           <w:sz w:val="22"/>
         </w:rPr>
-        <w:t>法律は、そういうものだ。</w:t>
+        <w:t>法律はそういうものだ。</w:t>
       </w:r>
     </w:p>
     <w:p>
@@ -2960,7 +2960,7 @@
           <w:i w:val="0"/>
           <w:sz w:val="22"/>
         </w:rPr>
-        <w:t>国は、詫びん。</w:t>
+        <w:t>国は詫びん。</w:t>
       </w:r>
     </w:p>
     <w:p>
@@ -2983,7 +2983,7 @@
           <w:i w:val="0"/>
           <w:sz w:val="22"/>
         </w:rPr>
-        <w:t>僕の依頼人は、金を欲しがっているんじゃないんです。いや、欲しくないとは言いません。でも、あの人たちが一番欲しいのは、「国のせいだった」と、誰かに書いてもらうことです。</w:t>
+        <w:t>僕の依頼人は、金を欲しがっているんじゃないんです。いや欲しくないとは言いません。でもあの人たちが一番欲しいのは、「国のせいだった」と誰かに書いてもらうことです。</w:t>
       </w:r>
     </w:p>
     <w:p>
@@ -3006,7 +3006,7 @@
           <w:i w:val="0"/>
           <w:sz w:val="22"/>
         </w:rPr>
-        <w:t>紙に、か。</w:t>
+        <w:t>紙にか。</w:t>
       </w:r>
     </w:p>
     <w:p>
@@ -3029,7 +3029,7 @@
           <w:i w:val="0"/>
           <w:sz w:val="22"/>
         </w:rPr>
-        <w:t>判決でも、法律でも、紙です。でも、そこに「責任」の二字があるかどうかが、違います。</w:t>
+        <w:t>判決でも法律でも紙です。でもそこに「責任」の二字があるかどうかが、違います。</w:t>
       </w:r>
     </w:p>
     <w:p>
@@ -3052,7 +3052,7 @@
           <w:i w:val="0"/>
           <w:sz w:val="22"/>
         </w:rPr>
-        <w:t>判決は、出ん。</w:t>
+        <w:t>判決は出ん。</w:t>
       </w:r>
     </w:p>
     <w:p>
@@ -3159,7 +3159,7 @@
           <w:color w:val="555555"/>
           <w:sz w:val="22"/>
         </w:rPr>
-        <w:t>(遼が、唇を噛む。)</w:t>
+        <w:t>(遼が唇を噛む。)</w:t>
       </w:r>
     </w:p>
     <w:p>
@@ -3182,7 +3182,7 @@
           <w:i w:val="0"/>
           <w:sz w:val="22"/>
         </w:rPr>
-        <w:t>それは、父さんたちが、三年も十年も、国を止めなかったからです。</w:t>
+        <w:t>それは父さんたちが、三年も十年も、国を止めなかったからです。</w:t>
       </w:r>
     </w:p>
     <w:p>
@@ -3197,7 +3197,7 @@
           <w:color w:val="555555"/>
           <w:sz w:val="22"/>
         </w:rPr>
-        <w:t>(功は、返さない。湯呑みに目を落とす。)</w:t>
+        <w:t>(功は返さない。湯呑みに目を落とす。)</w:t>
       </w:r>
     </w:p>
     <w:p>
@@ -3243,7 +3243,7 @@
           <w:i w:val="0"/>
           <w:sz w:val="22"/>
         </w:rPr>
-        <w:t>別に、は、通らん。</w:t>
+        <w:t>別には通らん。</w:t>
       </w:r>
     </w:p>
     <w:p>
@@ -3266,7 +3266,7 @@
           <w:i w:val="0"/>
           <w:sz w:val="22"/>
         </w:rPr>
-        <w:t>なら、通らなくても、僕は、法の通りにやります。</w:t>
+        <w:t>なら通らなくても、僕は法の通りにやります。</w:t>
       </w:r>
     </w:p>
     <w:p>
@@ -3311,7 +3311,7 @@
           <w:color w:val="555555"/>
           <w:sz w:val="22"/>
         </w:rPr>
-        <w:t>(沈黙。雪の落ちる音。功が、座椅子の背に、ゆっくりもたれる。)</w:t>
+        <w:t>(沈黙。雪の落ちる音。功が座椅子の背に、ゆっくりもたれる。)</w:t>
       </w:r>
     </w:p>
     <w:p>
@@ -3334,7 +3334,7 @@
           <w:i w:val="0"/>
           <w:sz w:val="22"/>
         </w:rPr>
-        <w:t>断る、か。</w:t>
+        <w:t>断るか。</w:t>
       </w:r>
     </w:p>
     <w:p>
@@ -3380,7 +3380,7 @@
           <w:i w:val="0"/>
           <w:sz w:val="22"/>
         </w:rPr>
-        <w:t>理由は、分かった。(間)十二月に、お前が電話をしてきたな。去年の。</w:t>
+        <w:t>理由は分かった。(間)十二月に、お前が電話をしてきたな。去年の。</w:t>
       </w:r>
     </w:p>
     <w:p>
@@ -3426,7 +3426,7 @@
           <w:i w:val="0"/>
           <w:sz w:val="22"/>
         </w:rPr>
-        <w:t>そうか。……もう、そんなに。</w:t>
+        <w:t>そうか。……もうそんなに。</w:t>
       </w:r>
     </w:p>
     <w:p>
@@ -3510,7 +3510,7 @@
           <w:color w:val="555555"/>
           <w:sz w:val="22"/>
         </w:rPr>
-        <w:t>(功が口を開く。息を吸う。しかし、視線が、机の下の電話線へ、それから壁際の箱へ、天井の隅へ、順に動く。)</w:t>
+        <w:t>(功が口を開く。息を吸う。しかし視線が机の下の電話線へ、それから壁際の箱へ、天井の隅へ、順に動く。)</w:t>
       </w:r>
     </w:p>
     <w:p>
@@ -3602,7 +3602,7 @@
           <w:i w:val="0"/>
           <w:sz w:val="22"/>
         </w:rPr>
-        <w:t>いや、とは。</w:t>
+        <w:t>いやとは。</w:t>
       </w:r>
     </w:p>
     <w:p>
@@ -3625,7 +3625,7 @@
           <w:i w:val="0"/>
           <w:sz w:val="22"/>
         </w:rPr>
-        <w:t>言うと、……(言葉を探す)今は、言わん。まだだ。</w:t>
+        <w:t>言うと……(言葉を探す)今は言わん。まだだ。</w:t>
       </w:r>
     </w:p>
     <w:p>
@@ -3648,7 +3648,7 @@
           <w:i w:val="0"/>
           <w:sz w:val="22"/>
         </w:rPr>
-        <w:t>何が、まだなんですか。</w:t>
+        <w:t>何がまだなんですか。</w:t>
       </w:r>
     </w:p>
     <w:p>
@@ -3681,7 +3681,7 @@
           <w:i w:val="0"/>
           <w:sz w:val="22"/>
         </w:rPr>
-        <w:t>お前は、法の通りに、やっている。それで、いい。それだけで、いい。</w:t>
+        <w:t>お前は法の通りに、やっている。それでいい。それだけで、いい。</w:t>
       </w:r>
     </w:p>
     <w:p>
@@ -3727,7 +3727,7 @@
           <w:i w:val="0"/>
           <w:sz w:val="22"/>
         </w:rPr>
-        <w:t>それだけだ。(緑茶を飲み干す)……あとは、俺の仕事だ。</w:t>
+        <w:t>それだけだ。(緑茶を飲み干す)……あとは俺の仕事だ。</w:t>
       </w:r>
     </w:p>
     <w:p>
@@ -3742,7 +3742,7 @@
           <w:color w:val="555555"/>
           <w:sz w:val="22"/>
         </w:rPr>
-        <w:t>(間。功が、急須に手を伸ばして、やめる。)</w:t>
+        <w:t>(間。功が急須に手を伸ばして、やめる。)</w:t>
       </w:r>
     </w:p>
     <w:p>
@@ -3811,7 +3811,7 @@
           <w:i w:val="0"/>
           <w:sz w:val="22"/>
         </w:rPr>
-        <w:t>最後に、何か言ったか。お前に。</w:t>
+        <w:t>最後に何か言ったか。お前に。</w:t>
       </w:r>
     </w:p>
     <w:p>
@@ -3834,7 +3834,7 @@
           <w:i w:val="0"/>
           <w:sz w:val="22"/>
         </w:rPr>
-        <w:t>湯呑みを、二つ並べて、寝ました。一つは、僕の分で。もう一つは。</w:t>
+        <w:t>湯呑みを、二つ並べて、寝ました。一つは僕の分で。もう一つは。</w:t>
       </w:r>
     </w:p>
     <w:p>
@@ -3880,7 +3880,7 @@
           <w:i w:val="0"/>
           <w:sz w:val="22"/>
         </w:rPr>
-        <w:t>分かりません。ただ、あの茶は、三十年近く、毎日淹れていたそうです。誰かの分を。</w:t>
+        <w:t>分かりません。ただあの茶は、三十年近く、毎日淹れていたそうです。誰かの分を。</w:t>
       </w:r>
     </w:p>
     <w:p>
@@ -3959,7 +3959,7 @@
           <w:i w:val="0"/>
           <w:sz w:val="22"/>
         </w:rPr>
-        <w:t>昔の話だ。(目を開ける)今は、言わん。</w:t>
+        <w:t>昔の話だ。(目を開ける)今は言わん。</w:t>
       </w:r>
     </w:p>
     <w:p>
@@ -3974,7 +3974,7 @@
           <w:color w:val="555555"/>
           <w:sz w:val="22"/>
         </w:rPr>
-        <w:t>(遼は、功の目の奥を、見つめる。何かを言おうとして、やめる。この人は、嘘を言っているのではない。ただ、言えないでいる。そう感じる。しかし、それが保護なのか脅しなのか、遼には分からない。)</w:t>
+        <w:t>(遼は功の目の奥を、見つめる。何かを言おうとして、やめる。この人は、嘘を言っているのではない。ただ言えないでいる。そう感じる。しかしそれが保護なのか脅しなのか、遼には分からない。)</w:t>
       </w:r>
     </w:p>
     <w:p>
@@ -4030,7 +4030,7 @@
           <w:i w:val="0"/>
           <w:sz w:val="22"/>
         </w:rPr>
-        <w:t>……今は、な。</w:t>
+        <w:t>……今はな。</w:t>
       </w:r>
     </w:p>
     <w:p>
@@ -4106,7 +4106,7 @@
           <w:color w:val="555555"/>
           <w:sz w:val="22"/>
         </w:rPr>
-        <w:t>(居間。炬燵に、おせちの残りの重箱。黒豆、数の子、栗きんとん。澄子が小皿を並べている。遼が戻る。功は書斎から出てこない。)</w:t>
+        <w:t>(居間。炬燵におせちの残りの重箱。黒豆、数の子、栗きんとん。澄子が小皿を並べている。遼が戻る。功は書斎から出てこない。)</w:t>
       </w:r>
     </w:p>
     <w:p>
@@ -4152,7 +4152,7 @@
           <w:i w:val="0"/>
           <w:sz w:val="22"/>
         </w:rPr>
-        <w:t>書斎で、休まれるそうです。</w:t>
+        <w:t>書斎で休まれるそうです。</w:t>
       </w:r>
     </w:p>
     <w:p>
@@ -4221,7 +4221,7 @@
           <w:i w:val="0"/>
           <w:sz w:val="22"/>
         </w:rPr>
-        <w:t>顔に書いてあるわ。それに、お父さんが、湯呑みを割らなかったから。割れていないなら、大丈夫。</w:t>
+        <w:t>顔に書いてあるわ。それにお父さんが、湯呑みを割らなかったから。割れていないなら、大丈夫。</w:t>
       </w:r>
     </w:p>
     <w:p>
@@ -4267,7 +4267,7 @@
           <w:i w:val="0"/>
           <w:sz w:val="22"/>
         </w:rPr>
-        <w:t>あなたが、家を出た夜に、一つ。(栗きんとんの小鉢を、遼の前に押し出す)これは、あなたの好きだったもの。毎年、お正月は取っておくの。食べて。</w:t>
+        <w:t>あなたが、家を出た夜に、一つ。(栗きんとんの小鉢を、遼の前に押し出す)これは、あなたの好きだったもの。毎年お正月は取っておくの。食べて。</w:t>
       </w:r>
     </w:p>
     <w:p>
@@ -4282,7 +4282,7 @@
           <w:color w:val="555555"/>
           <w:sz w:val="22"/>
         </w:rPr>
-        <w:t>(遼は一口食べる。澄子は、じっと見ている。それから、遠くを見るように、微笑む。)</w:t>
+        <w:t>(遼は一口食べる。澄子はじっと見ている。それから、遠くを見るように、微笑む。)</w:t>
       </w:r>
     </w:p>
     <w:p>
@@ -4351,7 +4351,7 @@
           <w:i w:val="0"/>
           <w:sz w:val="22"/>
         </w:rPr>
-        <w:t>よく覚えているのね。(うれしそうに)「いづくより 来りしものそ 眼交に もとなかかりて 安眠しなさぬ」。続きも、お父さんは言えるの。一度も、人前では口にしないけれど。</w:t>
+        <w:t>よく覚えているのね。(うれしそうに)「いづくより 来りしものそ 眼交に もとなかかりて 安眠しなさぬ」。続きもお父さんは言えるの。一度も人前では口にしないけれど。</w:t>
       </w:r>
     </w:p>
     <w:p>
@@ -4397,7 +4397,7 @@
           <w:i w:val="0"/>
           <w:sz w:val="22"/>
         </w:rPr>
-        <w:t>私が、聞いていたから。(湯呑みを撫でる)言葉にしない人でも、歌なら、言えるのよ。人の言葉だから、自分の言葉じゃないから。</w:t>
+        <w:t>私が聞いていたから。(湯呑みを撫でる)言葉にしない人でも、歌なら言えるのよ。人の言葉だから、自分の言葉じゃないから。</w:t>
       </w:r>
     </w:p>
     <w:p>
@@ -4412,7 +4412,7 @@
           <w:color w:val="555555"/>
           <w:sz w:val="22"/>
         </w:rPr>
-        <w:t>(遼は、何も答えず、もう一口、食べる。甘さが、思ったよりも、静かだ。)</w:t>
+        <w:t>(遼は何も答えず、もう一口、食べる。甘さが思ったよりも、静かだ。)</w:t>
       </w:r>
     </w:p>
     <w:p>
@@ -4442,7 +4442,7 @@
           <w:color w:val="555555"/>
           <w:sz w:val="22"/>
         </w:rPr>
-        <w:t>(午後5時。日は落ちて、玄関の電球が点る。遼が靴を履く。盆の上の携帯を取り上げる。画面に、通知はない。澄子が、台所から急ぎ足で来る。)</w:t>
+        <w:t>(午後5時。日は落ちて、玄関の電球が点る。遼が靴を履く。盆の上の携帯を取り上げる。画面に通知はない。澄子が台所から急ぎ足で来る。)</w:t>
       </w:r>
     </w:p>
     <w:p>
@@ -4580,7 +4580,7 @@
           <w:i w:val="0"/>
           <w:sz w:val="22"/>
         </w:rPr>
-        <w:t>何の、鍵ですか。</w:t>
+        <w:t>何の鍵ですか。</w:t>
       </w:r>
     </w:p>
     <w:p>
@@ -4613,7 +4613,7 @@
           <w:i w:val="0"/>
           <w:sz w:val="22"/>
         </w:rPr>
-        <w:t>今は、言えないの。いつか、あなたの手が、必要になる日が来る。その日まで、あなただけが、持っていて。お父さんにも、榊さんにも、桐生先生のところの人にも、言わないで。</w:t>
+        <w:t>今は言えないの。いつか、あなたの手が、必要になる日が来る。その日まで、あなただけが、持っていて。お父さんにも、榊さんにも、桐生先生のところの人にも、言わないで。</w:t>
       </w:r>
     </w:p>
     <w:p>
@@ -4636,7 +4636,7 @@
           <w:i w:val="0"/>
           <w:sz w:val="22"/>
         </w:rPr>
-        <w:t>母さん、それは。</w:t>
+        <w:t>母さんそれは。</w:t>
       </w:r>
     </w:p>
     <w:p>
@@ -4674,7 +4674,7 @@
           <w:color w:val="555555"/>
           <w:sz w:val="22"/>
         </w:rPr>
-        <w:t>(遼は、鍵を握る。掌の中で、金属が、じんわりと温まっていく。)</w:t>
+        <w:t>(遼は鍵を握る。掌の中で、金属がじんわりと温まっていく。)</w:t>
       </w:r>
     </w:p>
     <w:p>
@@ -4720,7 +4720,7 @@
           <w:i w:val="0"/>
           <w:sz w:val="22"/>
         </w:rPr>
-        <w:t>ありがとう。(手を離し、笑顔をつくる)お茶は、ちゃんと飲むのよ。</w:t>
+        <w:t>ありがとう。(手を離し、笑顔をつくる)お茶はちゃんと飲むのよ。</w:t>
       </w:r>
     </w:p>
     <w:p>
@@ -4758,7 +4758,7 @@
           <w:color w:val="555555"/>
           <w:sz w:val="22"/>
         </w:rPr>
-        <w:t>(戸が閉まる。門の外。遼が、暗い路地へ歩き出す。家の二階の窓に、書斎の明かりが点っている。その窓が、遼の背中を、最後まで見ている。)</w:t>
+        <w:t>(戸が閉まる。門の外。遼が暗い路地へ歩き出す。家の二階の窓に、書斎の明かりが点っている。その窓が、遼の背中を、最後まで見ている。)</w:t>
       </w:r>
     </w:p>
     <w:p>
@@ -4788,7 +4788,7 @@
           <w:color w:val="555555"/>
           <w:sz w:val="22"/>
         </w:rPr>
-        <w:t>(1月13日(水)、午後3時。桐生法律事務所。窓を開けて換気している。机に、離隔板。浜野、遠藤、三浦、宇佐美、遼。遼は、持ち帰った要綱案の写しを、机に出している。鉄瓶から湯気が立つ。)</w:t>
+        <w:t>(1月13日(水)午後3時。桐生法律事務所。窓を開けて換気している。机に離隔板。浜野、遠藤、三浦、宇佐美、遼。遼は持ち帰った要綱案の写しを、机に出している。鉄瓶から湯気が立つ。)</w:t>
       </w:r>
     </w:p>
     <w:p>
@@ -4834,7 +4834,7 @@
           <w:i w:val="0"/>
           <w:sz w:val="22"/>
         </w:rPr>
-        <w:t>はい。通すと言いました。ただし、訴えを取り下げた人だけが対象になります。</w:t>
+        <w:t>はい。通すと言いました。ただし訴えを取り下げた人だけが対象になります。</w:t>
       </w:r>
     </w:p>
     <w:p>
@@ -4867,7 +4867,7 @@
           <w:i w:val="0"/>
           <w:sz w:val="22"/>
         </w:rPr>
-        <w:t>ふざけんな、と言いてえところだけど。(つぶやく)一時金に、家に、か。</w:t>
+        <w:t>ふざけんな、と言いてえところだけど。(つぶやく)一時金に、家にか。</w:t>
       </w:r>
     </w:p>
     <w:p>
@@ -4913,7 +4913,7 @@
           <w:i w:val="0"/>
           <w:sz w:val="22"/>
         </w:rPr>
-        <w:t>一世帯、最大で、六百万円ほどです。住宅は、五年間、無償で。</w:t>
+        <w:t>一世帯、最大で六百万円ほどです。住宅は五年間、無償で。</w:t>
       </w:r>
     </w:p>
     <w:p>
@@ -4946,7 +4946,7 @@
           <w:i w:val="0"/>
           <w:sz w:val="22"/>
         </w:rPr>
-        <w:t>六百万か。……おら、年金の三年分だ。</w:t>
+        <w:t>六百万か。……おら年金の三年分だ。</w:t>
       </w:r>
     </w:p>
     <w:p>
@@ -4992,7 +4992,7 @@
           <w:i w:val="0"/>
           <w:sz w:val="22"/>
         </w:rPr>
-        <w:t>分かってる。分かってるけんど、考えるだけは、ただだ。(湯呑みを、両手で包む)おらは、八十五だ。国が詫びる日を待つ。待つのは、慣れた。だども、冥土には、持っていけねえ。</w:t>
+        <w:t>分かってる。分かってるけんど、考えるだけは、ただだ。(湯呑みを、両手で包む)おらは八十五だ。国が詫びる日を待つ。待つのは、慣れた。だども冥土には、持っていけねえ。</w:t>
       </w:r>
     </w:p>
     <w:p>
@@ -5007,7 +5007,7 @@
           <w:color w:val="555555"/>
           <w:sz w:val="22"/>
         </w:rPr>
-        <w:t>(部屋が静まる。三浦が、新しい茶を、遠藤の前に置く。)</w:t>
+        <w:t>(部屋が静まる。三浦が新しい茶を、遠藤の前に置く。)</w:t>
       </w:r>
     </w:p>
     <w:p>
@@ -5030,7 +5030,7 @@
           <w:i w:val="0"/>
           <w:sz w:val="22"/>
         </w:rPr>
-        <w:t>皆さんに、決めていただく話です。僕は、断りました。皆さんが、受けたいと言うなら、取り下げの書類を作ります。</w:t>
+        <w:t>皆さんに、決めていただく話です。僕は断りました。皆さんが、受けたいと言うなら、取り下げの書類を作ります。</w:t>
       </w:r>
     </w:p>
     <w:p>
@@ -5076,7 +5076,7 @@
           <w:i w:val="0"/>
           <w:sz w:val="22"/>
         </w:rPr>
-        <w:t>僕の、意思です。依頼人の意思は、これから聞きます。</w:t>
+        <w:t>僕の意思です。依頼人の意思は、これから聞きます。</w:t>
       </w:r>
     </w:p>
     <w:p>
@@ -5147,7 +5147,7 @@
           <w:i w:val="0"/>
           <w:sz w:val="22"/>
         </w:rPr>
-        <w:t>浜野さん。通らない法律の話を、本気にしていいものか。それを、先に考えるべきだ。国会に出す、と言うだけなら、誰でも言える。</w:t>
+        <w:t>浜野さん。通らない法律の話を、本気にしていいものか。それを先に考えるべきだ。国会に出す、と言うだけなら、誰でも言える。</w:t>
       </w:r>
     </w:p>
     <w:p>
@@ -5170,7 +5170,7 @@
           <w:i w:val="0"/>
           <w:sz w:val="22"/>
         </w:rPr>
-        <w:t>んだ。お偉いさんの「やる」は、「やるかもしんねえ」だべ。</w:t>
+        <w:t>んだ。お偉いさんの「やる」は「やるかもしんねえ」だべ。</w:t>
       </w:r>
     </w:p>
     <w:p>
@@ -5193,7 +5193,7 @@
           <w:i w:val="0"/>
           <w:sz w:val="22"/>
         </w:rPr>
-        <w:t>一つ、確認させてください。(紙を示す)この要綱の「取り下げた者に限る」は、後から条文で、「判決確定前に取り下げた者」に変えられます。つまり、判決を待つ人は、永久に対象外です。</w:t>
+        <w:t>一つ確認させてください。(紙を示す)この要綱の「取り下げた者に限る」は後から条文で、「判決確定前に取り下げた者」に変えられます。つまり判決を待つ人は、永久に対象外です。</w:t>
       </w:r>
     </w:p>
     <w:p>
@@ -5216,7 +5216,7 @@
           <w:i w:val="0"/>
           <w:sz w:val="22"/>
         </w:rPr>
-        <w:t>後から、変えられる、か。</w:t>
+        <w:t>後から変えられる、か。</w:t>
       </w:r>
     </w:p>
     <w:p>
@@ -5249,7 +5249,7 @@
           <w:i w:val="0"/>
           <w:sz w:val="22"/>
         </w:rPr>
-        <w:t>おらたちは、後から、変えられてばっかりだ。</w:t>
+        <w:t>おらたちは、後から変えられてばっかりだ。</w:t>
       </w:r>
     </w:p>
     <w:p>
@@ -5287,7 +5287,7 @@
           <w:i w:val="0"/>
           <w:sz w:val="22"/>
         </w:rPr>
-        <w:t>一つ、付け加えます。もし、この法律が通っても、通らなくても、僕たちの訴訟は、続きます。次の証人尋問は、三月です。</w:t>
+        <w:t>一つ付け加えます。もしこの法律が通っても、通らなくても、僕たちの訴訟は、続きます。次の証人尋問は、三月です。</w:t>
       </w:r>
     </w:p>
     <w:p>
@@ -5333,7 +5333,7 @@
           <w:i w:val="0"/>
           <w:sz w:val="22"/>
         </w:rPr>
-        <w:t>それが、正しい姿勢だ。法案は、天気と同じだ。見上げても、変わらない。傘を持つのは、こちらの仕事だ。</w:t>
+        <w:t>それが正しい姿勢だ。法案は天気と同じだ。見上げても、変わらない。傘を持つのは、こちらの仕事だ。</w:t>
       </w:r>
     </w:p>
     <w:p>
@@ -5356,7 +5356,7 @@
           <w:i w:val="0"/>
           <w:sz w:val="22"/>
         </w:rPr>
-        <w:t>おもしれえこと言うな、先生。傘か。(笑って、咳き込む)</w:t>
+        <w:t>おもしれえこと言うな、先生。傘か。(笑って咳き込む)</w:t>
       </w:r>
     </w:p>
     <w:p>
@@ -5371,7 +5371,7 @@
           <w:color w:val="555555"/>
           <w:sz w:val="22"/>
         </w:rPr>
-        <w:t>(三浦が背をさすり、「エンドウさん、お水を」と湯呑みを出す。遠藤は手を振るが、指先が少し震えている。遼が、その手を見る。)</w:t>
+        <w:t>(三浦が背をさすり、「エンドウさん、お水を」と湯呑みを出す。遠藤は手を振るが、指先が少し震えている。遼がその手を見る。)</w:t>
       </w:r>
     </w:p>
     <w:p>
@@ -5394,7 +5394,7 @@
           <w:i w:val="0"/>
           <w:sz w:val="22"/>
         </w:rPr>
-        <w:t>一週間、くれ。みんなの家、回ってくる。……ただな、遼先生。</w:t>
+        <w:t>一週間くれ。みんなの家、回ってくる。……ただな、遼先生。</w:t>
       </w:r>
     </w:p>
     <w:p>
